--- a/Axel/ACTIVIDADCARPETAS/docs/Estructura_De_Directorios.docx
+++ b/Axel/ACTIVIDADCARPETAS/docs/Estructura_De_Directorios.docx
@@ -535,13 +535,13 @@
               <w14:ligatures w14:val="standardContextual"/>
             </w:rPr>
           </w:pPr>
-          <w:hyperlink w:anchor="_Toc233105844" w:history="1">
+          <w:hyperlink w:anchor="_Toc233190518" w:history="1">
             <w:r>
               <w:rPr>
                 <w:rStyle w:val="Hipervnculo"/>
                 <w:noProof/>
               </w:rPr>
-              <w:t>Error de Merge Provocado</w:t>
+              <w:t>Estructura Estándar de un Repositorio (Scaffolding)</w:t>
             </w:r>
             <w:r>
               <w:rPr>
@@ -562,7 +562,7 @@
                 <w:noProof/>
                 <w:webHidden/>
               </w:rPr>
-              <w:instrText xml:space="preserve"> PAGEREF _Toc233105844 \h </w:instrText>
+              <w:instrText xml:space="preserve"> PAGEREF _Toc233190518 \h </w:instrText>
             </w:r>
             <w:r>
               <w:rPr>
@@ -582,7 +582,7 @@
                 <w:noProof/>
                 <w:webHidden/>
               </w:rPr>
-              <w:t>3</w:t>
+              <w:t>2</w:t>
             </w:r>
             <w:r>
               <w:rPr>
@@ -608,13 +608,13 @@
               <w14:ligatures w14:val="standardContextual"/>
             </w:rPr>
           </w:pPr>
-          <w:hyperlink w:anchor="_Toc233105845" w:history="1">
+          <w:hyperlink w:anchor="_Toc233190519" w:history="1">
             <w:r>
               <w:rPr>
                 <w:rStyle w:val="Hipervnculo"/>
                 <w:noProof/>
               </w:rPr>
-              <w:t>Explicación y Solución del Error</w:t>
+              <w:t>¿Qué es la estructura estándar?</w:t>
             </w:r>
             <w:r>
               <w:rPr>
@@ -635,7 +635,7 @@
                 <w:noProof/>
                 <w:webHidden/>
               </w:rPr>
-              <w:instrText xml:space="preserve"> PAGEREF _Toc233105845 \h </w:instrText>
+              <w:instrText xml:space="preserve"> PAGEREF _Toc233190519 \h </w:instrText>
             </w:r>
             <w:r>
               <w:rPr>
@@ -655,7 +655,7 @@
                 <w:noProof/>
                 <w:webHidden/>
               </w:rPr>
-              <w:t>3</w:t>
+              <w:t>2</w:t>
             </w:r>
             <w:r>
               <w:rPr>
@@ -681,13 +681,13 @@
               <w14:ligatures w14:val="standardContextual"/>
             </w:rPr>
           </w:pPr>
-          <w:hyperlink w:anchor="_Toc233105846" w:history="1">
+          <w:hyperlink w:anchor="_Toc233190520" w:history="1">
             <w:r>
               <w:rPr>
                 <w:rStyle w:val="Hipervnculo"/>
                 <w:noProof/>
               </w:rPr>
-              <w:t>Experimento</w:t>
+              <w:t>¿Para qué sirve?</w:t>
             </w:r>
             <w:r>
               <w:rPr>
@@ -708,7 +708,7 @@
                 <w:noProof/>
                 <w:webHidden/>
               </w:rPr>
-              <w:instrText xml:space="preserve"> PAGEREF _Toc233105846 \h </w:instrText>
+              <w:instrText xml:space="preserve"> PAGEREF _Toc233190520 \h </w:instrText>
             </w:r>
             <w:r>
               <w:rPr>
@@ -728,7 +728,299 @@
                 <w:noProof/>
                 <w:webHidden/>
               </w:rPr>
+              <w:t>2</w:t>
+            </w:r>
+            <w:r>
+              <w:rPr>
+                <w:noProof/>
+                <w:webHidden/>
+              </w:rPr>
+              <w:fldChar w:fldCharType="end"/>
+            </w:r>
+          </w:hyperlink>
+        </w:p>
+        <w:p>
+          <w:pPr>
+            <w:pStyle w:val="TDC2"/>
+            <w:tabs>
+              <w:tab w:val="right" w:leader="dot" w:pos="9350"/>
+            </w:tabs>
+            <w:rPr>
+              <w:rFonts w:asciiTheme="minorHAnsi" w:eastAsiaTheme="minorEastAsia" w:hAnsiTheme="minorHAnsi" w:cstheme="minorBidi"/>
+              <w:noProof/>
+              <w:kern w:val="2"/>
+              <w:szCs w:val="24"/>
+              <w:lang w:eastAsia="es-MX"/>
+              <w14:ligatures w14:val="standardContextual"/>
+            </w:rPr>
+          </w:pPr>
+          <w:hyperlink w:anchor="_Toc233190521" w:history="1">
+            <w:r>
+              <w:rPr>
+                <w:rStyle w:val="Hipervnculo"/>
+                <w:noProof/>
+              </w:rPr>
+              <w:t>Importancia</w:t>
+            </w:r>
+            <w:r>
+              <w:rPr>
+                <w:noProof/>
+                <w:webHidden/>
+              </w:rPr>
+              <w:tab/>
+            </w:r>
+            <w:r>
+              <w:rPr>
+                <w:noProof/>
+                <w:webHidden/>
+              </w:rPr>
+              <w:fldChar w:fldCharType="begin"/>
+            </w:r>
+            <w:r>
+              <w:rPr>
+                <w:noProof/>
+                <w:webHidden/>
+              </w:rPr>
+              <w:instrText xml:space="preserve"> PAGEREF _Toc233190521 \h </w:instrText>
+            </w:r>
+            <w:r>
+              <w:rPr>
+                <w:noProof/>
+                <w:webHidden/>
+              </w:rPr>
+            </w:r>
+            <w:r>
+              <w:rPr>
+                <w:noProof/>
+                <w:webHidden/>
+              </w:rPr>
+              <w:fldChar w:fldCharType="separate"/>
+            </w:r>
+            <w:r>
+              <w:rPr>
+                <w:noProof/>
+                <w:webHidden/>
+              </w:rPr>
+              <w:t>2</w:t>
+            </w:r>
+            <w:r>
+              <w:rPr>
+                <w:noProof/>
+                <w:webHidden/>
+              </w:rPr>
+              <w:fldChar w:fldCharType="end"/>
+            </w:r>
+          </w:hyperlink>
+        </w:p>
+        <w:p>
+          <w:pPr>
+            <w:pStyle w:val="TDC2"/>
+            <w:tabs>
+              <w:tab w:val="right" w:leader="dot" w:pos="9350"/>
+            </w:tabs>
+            <w:rPr>
+              <w:rFonts w:asciiTheme="minorHAnsi" w:eastAsiaTheme="minorEastAsia" w:hAnsiTheme="minorHAnsi" w:cstheme="minorBidi"/>
+              <w:noProof/>
+              <w:kern w:val="2"/>
+              <w:szCs w:val="24"/>
+              <w:lang w:eastAsia="es-MX"/>
+              <w14:ligatures w14:val="standardContextual"/>
+            </w:rPr>
+          </w:pPr>
+          <w:hyperlink w:anchor="_Toc233190522" w:history="1">
+            <w:r>
+              <w:rPr>
+                <w:rStyle w:val="Hipervnculo"/>
+                <w:noProof/>
+              </w:rPr>
+              <w:t>Tipos de Organización</w:t>
+            </w:r>
+            <w:r>
+              <w:rPr>
+                <w:noProof/>
+                <w:webHidden/>
+              </w:rPr>
+              <w:tab/>
+            </w:r>
+            <w:r>
+              <w:rPr>
+                <w:noProof/>
+                <w:webHidden/>
+              </w:rPr>
+              <w:fldChar w:fldCharType="begin"/>
+            </w:r>
+            <w:r>
+              <w:rPr>
+                <w:noProof/>
+                <w:webHidden/>
+              </w:rPr>
+              <w:instrText xml:space="preserve"> PAGEREF _Toc233190522 \h </w:instrText>
+            </w:r>
+            <w:r>
+              <w:rPr>
+                <w:noProof/>
+                <w:webHidden/>
+              </w:rPr>
+            </w:r>
+            <w:r>
+              <w:rPr>
+                <w:noProof/>
+                <w:webHidden/>
+              </w:rPr>
+              <w:fldChar w:fldCharType="separate"/>
+            </w:r>
+            <w:r>
+              <w:rPr>
+                <w:noProof/>
+                <w:webHidden/>
+              </w:rPr>
+              <w:t>2</w:t>
+            </w:r>
+            <w:r>
+              <w:rPr>
+                <w:noProof/>
+                <w:webHidden/>
+              </w:rPr>
+              <w:fldChar w:fldCharType="end"/>
+            </w:r>
+          </w:hyperlink>
+        </w:p>
+        <w:p>
+          <w:pPr>
+            <w:pStyle w:val="TDC1"/>
+            <w:tabs>
+              <w:tab w:val="right" w:leader="dot" w:pos="9350"/>
+            </w:tabs>
+            <w:rPr>
+              <w:rFonts w:asciiTheme="minorHAnsi" w:eastAsiaTheme="minorEastAsia" w:hAnsiTheme="minorHAnsi" w:cstheme="minorBidi"/>
+              <w:noProof/>
+              <w:kern w:val="2"/>
+              <w:szCs w:val="24"/>
+              <w:lang w:eastAsia="es-MX"/>
+              <w14:ligatures w14:val="standardContextual"/>
+            </w:rPr>
+          </w:pPr>
+          <w:hyperlink w:anchor="_Toc233190523" w:history="1">
+            <w:r>
+              <w:rPr>
+                <w:rStyle w:val="Hipervnculo"/>
+                <w:noProof/>
+              </w:rPr>
+              <w:t>Aplicación a Proyecto de Paginación</w:t>
+            </w:r>
+            <w:r>
+              <w:rPr>
+                <w:noProof/>
+                <w:webHidden/>
+              </w:rPr>
+              <w:tab/>
+            </w:r>
+            <w:r>
+              <w:rPr>
+                <w:noProof/>
+                <w:webHidden/>
+              </w:rPr>
+              <w:fldChar w:fldCharType="begin"/>
+            </w:r>
+            <w:r>
+              <w:rPr>
+                <w:noProof/>
+                <w:webHidden/>
+              </w:rPr>
+              <w:instrText xml:space="preserve"> PAGEREF _Toc233190523 \h </w:instrText>
+            </w:r>
+            <w:r>
+              <w:rPr>
+                <w:noProof/>
+                <w:webHidden/>
+              </w:rPr>
+            </w:r>
+            <w:r>
+              <w:rPr>
+                <w:noProof/>
+                <w:webHidden/>
+              </w:rPr>
+              <w:fldChar w:fldCharType="separate"/>
+            </w:r>
+            <w:r>
+              <w:rPr>
+                <w:noProof/>
+                <w:webHidden/>
+              </w:rPr>
               <w:t>4</w:t>
+            </w:r>
+            <w:r>
+              <w:rPr>
+                <w:noProof/>
+                <w:webHidden/>
+              </w:rPr>
+              <w:fldChar w:fldCharType="end"/>
+            </w:r>
+          </w:hyperlink>
+        </w:p>
+        <w:p>
+          <w:pPr>
+            <w:pStyle w:val="TDC1"/>
+            <w:tabs>
+              <w:tab w:val="right" w:leader="dot" w:pos="9350"/>
+            </w:tabs>
+            <w:rPr>
+              <w:rFonts w:asciiTheme="minorHAnsi" w:eastAsiaTheme="minorEastAsia" w:hAnsiTheme="minorHAnsi" w:cstheme="minorBidi"/>
+              <w:noProof/>
+              <w:kern w:val="2"/>
+              <w:szCs w:val="24"/>
+              <w:lang w:eastAsia="es-MX"/>
+              <w14:ligatures w14:val="standardContextual"/>
+            </w:rPr>
+          </w:pPr>
+          <w:hyperlink w:anchor="_Toc233190524" w:history="1">
+            <w:r>
+              <w:rPr>
+                <w:rStyle w:val="Hipervnculo"/>
+                <w:noProof/>
+              </w:rPr>
+              <w:t>Referencias</w:t>
+            </w:r>
+            <w:r>
+              <w:rPr>
+                <w:noProof/>
+                <w:webHidden/>
+              </w:rPr>
+              <w:tab/>
+            </w:r>
+            <w:r>
+              <w:rPr>
+                <w:noProof/>
+                <w:webHidden/>
+              </w:rPr>
+              <w:fldChar w:fldCharType="begin"/>
+            </w:r>
+            <w:r>
+              <w:rPr>
+                <w:noProof/>
+                <w:webHidden/>
+              </w:rPr>
+              <w:instrText xml:space="preserve"> PAGEREF _Toc233190524 \h </w:instrText>
+            </w:r>
+            <w:r>
+              <w:rPr>
+                <w:noProof/>
+                <w:webHidden/>
+              </w:rPr>
+            </w:r>
+            <w:r>
+              <w:rPr>
+                <w:noProof/>
+                <w:webHidden/>
+              </w:rPr>
+              <w:fldChar w:fldCharType="separate"/>
+            </w:r>
+            <w:r>
+              <w:rPr>
+                <w:noProof/>
+                <w:webHidden/>
+              </w:rPr>
+              <w:t>5</w:t>
             </w:r>
             <w:r>
               <w:rPr>
@@ -758,12 +1050,12 @@
         </w:p>
       </w:sdtContent>
     </w:sdt>
-    <w:bookmarkStart w:id="0" w:name="_Toc232169371" w:displacedByCustomXml="prev"/>
-    <w:bookmarkStart w:id="1" w:name="_Toc232169542" w:displacedByCustomXml="prev"/>
-    <w:bookmarkStart w:id="2" w:name="_Toc232414829" w:displacedByCustomXml="prev"/>
-    <w:bookmarkStart w:id="3" w:name="_Toc232543711" w:displacedByCustomXml="prev"/>
-    <w:bookmarkStart w:id="4" w:name="_Toc232588035" w:displacedByCustomXml="prev"/>
-    <w:bookmarkStart w:id="5" w:name="_Toc232755717" w:displacedByCustomXml="prev"/>
+    <w:bookmarkStart w:id="0" w:name="_Toc232755717" w:displacedByCustomXml="prev"/>
+    <w:bookmarkStart w:id="1" w:name="_Toc232588035" w:displacedByCustomXml="prev"/>
+    <w:bookmarkStart w:id="2" w:name="_Toc232543711" w:displacedByCustomXml="prev"/>
+    <w:bookmarkStart w:id="3" w:name="_Toc232414829" w:displacedByCustomXml="prev"/>
+    <w:bookmarkStart w:id="4" w:name="_Toc232169542" w:displacedByCustomXml="prev"/>
+    <w:bookmarkStart w:id="5" w:name="_Toc232169371" w:displacedByCustomXml="prev"/>
     <w:p>
       <w:r>
         <w:t>.</w:t>
@@ -826,91 +1118,73 @@
       <w:pPr>
         <w:pStyle w:val="Ttulo1"/>
       </w:pPr>
-      <w:bookmarkStart w:id="6" w:name="_Toc233105844"/>
+      <w:bookmarkStart w:id="6" w:name="_Toc233190518"/>
       <w:r>
         <w:lastRenderedPageBreak/>
         <w:t>E</w:t>
       </w:r>
+      <w:r>
+        <w:t xml:space="preserve">structura </w:t>
+      </w:r>
+      <w:r>
+        <w:t>Estándar de un Repositorio (</w:t>
+      </w:r>
+      <w:proofErr w:type="spellStart"/>
+      <w:r>
+        <w:t>Scaffolding</w:t>
+      </w:r>
+      <w:proofErr w:type="spellEnd"/>
+      <w:r>
+        <w:t>)</w:t>
+      </w:r>
       <w:bookmarkEnd w:id="6"/>
-      <w:r>
-        <w:t xml:space="preserve">structura </w:t>
-      </w:r>
-      <w:r>
-        <w:t>Estándar de un Repositorio (</w:t>
+    </w:p>
+    <w:p>
+      <w:pPr>
+        <w:pStyle w:val="Ttulo2"/>
+      </w:pPr>
+      <w:bookmarkStart w:id="7" w:name="_Toc233190519"/>
+      <w:r>
+        <w:t>¿Qué es</w:t>
+      </w:r>
+      <w:r>
+        <w:t xml:space="preserve"> la estructura </w:t>
+      </w:r>
+      <w:r>
+        <w:t>estándar</w:t>
+      </w:r>
+      <w:r>
+        <w:t>?</w:t>
+      </w:r>
+      <w:bookmarkEnd w:id="7"/>
+    </w:p>
+    <w:p>
+      <w:pPr>
+        <w:rPr>
+          <w:b/>
+        </w:rPr>
+      </w:pPr>
+      <w:r>
+        <w:t xml:space="preserve">Una estructura estándar en un repositorio (también conocida como </w:t>
       </w:r>
       <w:proofErr w:type="spellStart"/>
       <w:r>
-        <w:t>Scaffolding</w:t>
+        <w:t>scaffolding</w:t>
       </w:r>
       <w:proofErr w:type="spellEnd"/>
       <w:r>
-        <w:t>)</w:t>
+        <w:t xml:space="preserve"> o maquetado) es el patrón de organización y distribución de archivos predefinido por la comunidad de desarrollo de software. Consiste en agrupar los archivos en carpetas raíz específicas según su naturaleza y propósito técnico (como el código fuente, las pruebas, la documentación y las configuraciones), manteniendo la raíz del proyecto limpia y limitándola únicamente a archivos de control global.</w:t>
       </w:r>
     </w:p>
     <w:p>
       <w:pPr>
         <w:pStyle w:val="Ttulo2"/>
       </w:pPr>
-      <w:r>
-        <w:t>¿Qué es</w:t>
-      </w:r>
-      <w:r>
-        <w:t xml:space="preserve"> la estructura </w:t>
-      </w:r>
-      <w:r>
-        <w:t>estándar</w:t>
-      </w:r>
-      <w:r>
-        <w:t>?</w:t>
-      </w:r>
-    </w:p>
-    <w:p>
-      <w:pPr>
-        <w:pStyle w:val="Ttulo2"/>
-        <w:rPr>
-          <w:rFonts w:eastAsiaTheme="minorHAnsi" w:cs="Times New Roman"/>
-          <w:b w:val="0"/>
-          <w:color w:val="auto"/>
-          <w:szCs w:val="22"/>
-        </w:rPr>
-      </w:pPr>
-      <w:r>
-        <w:rPr>
-          <w:rFonts w:eastAsiaTheme="minorHAnsi" w:cs="Times New Roman"/>
-          <w:b w:val="0"/>
-          <w:color w:val="auto"/>
-          <w:szCs w:val="22"/>
-        </w:rPr>
-        <w:t xml:space="preserve">Una estructura estándar en un repositorio (también conocida como </w:t>
-      </w:r>
-      <w:proofErr w:type="spellStart"/>
-      <w:r>
-        <w:rPr>
-          <w:rFonts w:eastAsiaTheme="minorHAnsi" w:cs="Times New Roman"/>
-          <w:b w:val="0"/>
-          <w:color w:val="auto"/>
-          <w:szCs w:val="22"/>
-        </w:rPr>
-        <w:t>scaffolding</w:t>
-      </w:r>
-      <w:proofErr w:type="spellEnd"/>
-      <w:r>
-        <w:rPr>
-          <w:rFonts w:eastAsiaTheme="minorHAnsi" w:cs="Times New Roman"/>
-          <w:b w:val="0"/>
-          <w:color w:val="auto"/>
-          <w:szCs w:val="22"/>
-        </w:rPr>
-        <w:t xml:space="preserve"> o maquetado) es el patrón de organización y distribución de archivos predefinido por la comunidad de desarrollo de software. Consiste en agrupar los archivos en carpetas raíz específicas según su naturaleza y propósito técnico (como el código fuente, las pruebas, la documentación y las configuraciones), manteniendo la raíz del proyecto limpia y limitándola únicamente a archivos de control global.</w:t>
-      </w:r>
-    </w:p>
-    <w:p>
-      <w:pPr>
-        <w:pStyle w:val="Ttulo2"/>
-      </w:pPr>
+      <w:bookmarkStart w:id="8" w:name="_Toc233190520"/>
       <w:r>
         <w:t>¿Para qué sirve?</w:t>
       </w:r>
+      <w:bookmarkEnd w:id="8"/>
     </w:p>
     <w:p>
       <w:pPr>
@@ -1021,9 +1295,11 @@
       <w:pPr>
         <w:pStyle w:val="Ttulo2"/>
       </w:pPr>
+      <w:bookmarkStart w:id="9" w:name="_Toc233190521"/>
       <w:r>
         <w:t>Importancia</w:t>
       </w:r>
+      <w:bookmarkEnd w:id="9"/>
     </w:p>
     <w:p>
       <w:pPr>
@@ -1094,12 +1370,14 @@
       <w:pPr>
         <w:pStyle w:val="Ttulo2"/>
       </w:pPr>
+      <w:bookmarkStart w:id="10" w:name="_Toc233190522"/>
       <w:r>
         <w:t>Tipos</w:t>
       </w:r>
       <w:r>
         <w:t xml:space="preserve"> de Organización</w:t>
       </w:r>
+      <w:bookmarkEnd w:id="10"/>
     </w:p>
     <w:p>
       <w:pPr>
@@ -1239,6 +1517,9 @@
         <w:jc w:val="center"/>
       </w:pPr>
       <w:r>
+        <w:rPr>
+          <w:noProof/>
+        </w:rPr>
         <w:drawing>
           <wp:inline distT="0" distB="0" distL="0" distR="0" wp14:anchorId="03B4AD15" wp14:editId="261562EF">
             <wp:extent cx="4655820" cy="2440437"/>
@@ -1351,6 +1632,9 @@
         <w:jc w:val="center"/>
       </w:pPr>
       <w:r>
+        <w:rPr>
+          <w:noProof/>
+        </w:rPr>
         <w:drawing>
           <wp:inline distT="0" distB="0" distL="0" distR="0" wp14:anchorId="502AAB08" wp14:editId="0FF02E99">
             <wp:extent cx="4092295" cy="998307"/>
@@ -1439,6 +1723,9 @@
         <w:jc w:val="center"/>
       </w:pPr>
       <w:r>
+        <w:rPr>
+          <w:noProof/>
+        </w:rPr>
         <w:drawing>
           <wp:inline distT="0" distB="0" distL="0" distR="0" wp14:anchorId="02B7A1B7" wp14:editId="59C3AB44">
             <wp:extent cx="5258256" cy="1577477"/>
@@ -1480,9 +1767,11 @@
       <w:pPr>
         <w:pStyle w:val="Ttulo1"/>
       </w:pPr>
+      <w:bookmarkStart w:id="11" w:name="_Toc233190523"/>
       <w:r>
         <w:t>Aplicación a Proyecto de Paginación</w:t>
       </w:r>
+      <w:bookmarkEnd w:id="11"/>
     </w:p>
     <w:p>
       <w:r>
@@ -1500,14 +1789,113 @@
         <w:t>, ya que es un proyecto chiquito y no requiere de uso externo de repositorios.</w:t>
       </w:r>
     </w:p>
-    <w:p/>
+    <w:p>
+      <w:pPr>
+        <w:jc w:val="center"/>
+      </w:pPr>
+      <w:r>
+        <w:drawing>
+          <wp:inline distT="0" distB="0" distL="0" distR="0" wp14:anchorId="4952AA7D" wp14:editId="03636C75">
+            <wp:extent cx="2629128" cy="2377646"/>
+            <wp:effectExtent l="0" t="0" r="0" b="3810"/>
+            <wp:docPr id="1700141412" name="Imagen 1"/>
+            <wp:cNvGraphicFramePr>
+              <a:graphicFrameLocks xmlns:a="http://schemas.openxmlformats.org/drawingml/2006/main" noChangeAspect="1"/>
+            </wp:cNvGraphicFramePr>
+            <a:graphic xmlns:a="http://schemas.openxmlformats.org/drawingml/2006/main">
+              <a:graphicData uri="http://schemas.openxmlformats.org/drawingml/2006/picture">
+                <pic:pic xmlns:pic="http://schemas.openxmlformats.org/drawingml/2006/picture">
+                  <pic:nvPicPr>
+                    <pic:cNvPr id="1700141412" name=""/>
+                    <pic:cNvPicPr/>
+                  </pic:nvPicPr>
+                  <pic:blipFill>
+                    <a:blip r:embed="rId12"/>
+                    <a:stretch>
+                      <a:fillRect/>
+                    </a:stretch>
+                  </pic:blipFill>
+                  <pic:spPr>
+                    <a:xfrm>
+                      <a:off x="0" y="0"/>
+                      <a:ext cx="2629128" cy="2377646"/>
+                    </a:xfrm>
+                    <a:prstGeom prst="rect">
+                      <a:avLst/>
+                    </a:prstGeom>
+                  </pic:spPr>
+                </pic:pic>
+              </a:graphicData>
+            </a:graphic>
+          </wp:inline>
+        </w:drawing>
+      </w:r>
+    </w:p>
+    <w:p>
+      <w:r>
+        <w:lastRenderedPageBreak/>
+        <w:t xml:space="preserve">La organización quedó de esta forma, se crearon dos carpetas y un README, una carpeta es la que guarda lo que sería la página web, dentro de esta carpeta se encuentran las dos páginas del </w:t>
+      </w:r>
+      <w:proofErr w:type="spellStart"/>
+      <w:r>
+        <w:t>html</w:t>
+      </w:r>
+      <w:proofErr w:type="spellEnd"/>
+      <w:r>
+        <w:t xml:space="preserve"> y una carpeta que contiene el archivo </w:t>
+      </w:r>
+      <w:proofErr w:type="spellStart"/>
+      <w:r>
+        <w:t>css</w:t>
+      </w:r>
+      <w:proofErr w:type="spellEnd"/>
+      <w:r>
+        <w:t xml:space="preserve"> dentro de esta misma.</w:t>
+      </w:r>
+    </w:p>
+    <w:p>
+      <w:r>
+        <w:t xml:space="preserve">Para la otra carpeta llamada </w:t>
+      </w:r>
+      <w:proofErr w:type="spellStart"/>
+      <w:r>
+        <w:t>docs</w:t>
+      </w:r>
+      <w:proofErr w:type="spellEnd"/>
+      <w:r>
+        <w:t>, esta cuenta con el documento de tipo Word de la actividad de su respectivo día.</w:t>
+      </w:r>
+    </w:p>
+    <w:p>
+      <w:r>
+        <w:t xml:space="preserve">Y al final, según varios repositorios encontrados en el camino, nos dimos cuenta de que el archivo README muchas veces se encuentra solo o separado de las carpetas principales, </w:t>
+      </w:r>
+      <w:proofErr w:type="gramStart"/>
+      <w:r>
+        <w:t>que</w:t>
+      </w:r>
+      <w:proofErr w:type="gramEnd"/>
+      <w:r>
+        <w:t xml:space="preserve"> por temas de comodidad, en un archivo tipo </w:t>
+      </w:r>
+      <w:proofErr w:type="spellStart"/>
+      <w:r>
+        <w:t>markdown</w:t>
+      </w:r>
+      <w:proofErr w:type="spellEnd"/>
+      <w:r>
+        <w:t xml:space="preserve"> es la mejor opción.</w:t>
+      </w:r>
+    </w:p>
     <w:p>
       <w:pPr>
         <w:pStyle w:val="Ttulo1"/>
       </w:pPr>
+      <w:bookmarkStart w:id="12" w:name="_Toc233190524"/>
       <w:r>
         <w:t>Referencias</w:t>
       </w:r>
+      <w:bookmarkEnd w:id="12"/>
     </w:p>
     <w:p>
       <w:pPr>
@@ -1520,7 +1908,7 @@
       <w:r>
         <w:t xml:space="preserve">AIX. (2025, noviembre 28). Ibm.com. </w:t>
       </w:r>
-      <w:hyperlink r:id="rId12" w:history="1">
+      <w:hyperlink r:id="rId13" w:history="1">
         <w:r>
           <w:rPr>
             <w:rStyle w:val="Hipervnculo"/>
@@ -1536,6 +1924,9 @@
           <w:ilvl w:val="0"/>
           <w:numId w:val="8"/>
         </w:numPr>
+        <w:rPr>
+          <w:lang w:val="en-US"/>
+        </w:rPr>
       </w:pPr>
       <w:proofErr w:type="spellStart"/>
       <w:r>
@@ -1593,7 +1984,7 @@
       <w:r>
         <w:t xml:space="preserve">. </w:t>
       </w:r>
-      <w:hyperlink r:id="rId13" w:history="1">
+      <w:hyperlink r:id="rId14" w:history="1">
         <w:r>
           <w:rPr>
             <w:rStyle w:val="Hipervnculo"/>
@@ -1603,7 +1994,7 @@
       </w:hyperlink>
     </w:p>
     <w:sectPr>
-      <w:headerReference w:type="default" r:id="rId14"/>
+      <w:headerReference w:type="default" r:id="rId15"/>
       <w:type w:val="continuous"/>
       <w:pgSz w:w="12240" w:h="15840" w:code="1"/>
       <w:pgMar w:top="1440" w:right="1440" w:bottom="1440" w:left="1440" w:header="720" w:footer="720" w:gutter="0"/>
@@ -1613,8 +2004,9 @@
         <w:bottom w:val="single" w:sz="48" w:space="24" w:color="006FC0"/>
         <w:right w:val="single" w:sz="48" w:space="24" w:color="006FC0"/>
       </w:pgBorders>
+      <w:pgNumType w:start="0"/>
       <w:cols w:space="720"/>
-      <w:docGrid w:linePitch="299"/>
+      <w:docGrid w:linePitch="326"/>
     </w:sectPr>
   </w:body>
 </w:document>
@@ -3114,6 +3506,7 @@
   <w:style w:type="character" w:default="1" w:styleId="Fuentedeprrafopredeter">
     <w:name w:val="Default Paragraph Font"/>
     <w:uiPriority w:val="1"/>
+    <w:semiHidden/>
     <w:unhideWhenUsed/>
   </w:style>
   <w:style w:type="table" w:default="1" w:styleId="Tablanormal">
